--- a/DoAn2_NguyenTruongThong.docx
+++ b/DoAn2_NguyenTruongThong.docx
@@ -12106,14 +12106,6 @@
         <w:gridCol w:w="3887"/>
       </w:tblGrid>
       <w:tr>
-        <w:tblPrEx>
-          <w:tblCellMar>
-            <w:top w:w="0" w:type="dxa"/>
-            <w:left w:w="100" w:type="dxa"/>
-            <w:bottom w:w="0" w:type="dxa"/>
-            <w:right w:w="100" w:type="dxa"/>
-          </w:tblCellMar>
-        </w:tblPrEx>
         <w:trPr>
           <w:cantSplit/>
           <w:tblHeader/>
@@ -18244,8 +18236,6 @@
         </w:rPr>
         <w:t>.</w:t>
       </w:r>
-      <w:bookmarkStart w:id="55" w:name="_GoBack"/>
-      <w:bookmarkEnd w:id="55"/>
     </w:p>
     <w:p>
       <w:pPr>
@@ -19199,12 +19189,48 @@
       <w:bookmarkEnd w:id="36"/>
       <w:r>
         <w:rPr>
-          <w:rFonts w:hint="default" w:ascii="Times New Roman" w:hAnsi="Times New Roman" w:cs="Times New Roman"/>
-          <w:sz w:val="26"/>
-          <w:szCs w:val="26"/>
-        </w:rPr>
-        <w:t>Đặc tả yêu cầu phần mềm</w:t>
-      </w:r>
+          <w:rFonts w:hint="default" w:cs="Times New Roman"/>
+          <w:sz w:val="26"/>
+          <w:szCs w:val="26"/>
+          <w:lang w:val="en-US"/>
+        </w:rPr>
+        <w:t>Biểu đồ UseCase</w:t>
+      </w:r>
+    </w:p>
+    <w:p>
+      <w:pPr>
+        <w:pStyle w:val="88"/>
+        <w:rPr>
+          <w:rFonts w:hint="default"/>
+        </w:rPr>
+      </w:pPr>
+      <w:r>
+        <w:rPr>
+          <w:b/>
+          <w:szCs w:val="26"/>
+        </w:rPr>
+        <w:pict>
+          <v:shape id="_x0000_i1025" o:spt="75" type="#_x0000_t75" style="height:438.7pt;width:439.25pt;" filled="f" stroked="f" coordsize="21600,21600">
+            <v:path/>
+            <v:fill on="f" focussize="0,0"/>
+            <v:stroke on="f"/>
+            <v:imagedata r:id="rId13" grayscale="f" bilevel="f" o:title=""/>
+            <o:lock v:ext="edit" grouping="f" aspectratio="t"/>
+            <w10:wrap type="none"/>
+            <w10:anchorlock/>
+          </v:shape>
+        </w:pict>
+      </w:r>
+      <w:bookmarkStart w:id="55" w:name="_GoBack"/>
+      <w:bookmarkEnd w:id="55"/>
+    </w:p>
+    <w:p>
+      <w:pPr>
+        <w:pStyle w:val="88"/>
+        <w:rPr>
+          <w:rFonts w:hint="default"/>
+        </w:rPr>
+      </w:pPr>
     </w:p>
     <w:p>
       <w:pPr>
